--- a/T&C/1 Euro Auctions/Vers 2 - Multilanguage - Q4 2026/2_CPA_1EuroAuction_Versione_2_2026_DEF_RUM.docx
+++ b/T&C/1 Euro Auctions/Vers 2 - Multilanguage - Q4 2026/2_CPA_1EuroAuction_Versione_2_2026_DEF_RUM.docx
@@ -94,10 +94,8 @@
           <w:sz w:val="20"/>
           <w:szCs w:val="20"/>
         </w:rPr>
-        <w:t>Prezentele Condiții speciale ale licitației reglementează categoria de licitații denumită „1 Euro Auctions”, organizate de Fleequid în cadrul Marketplace ca modalitate specială, particulară și derogatorie de vânzare a vehiculelor.</w:t>
-      </w:r>
-      <w:proofErr w:type="spellStart"/>
-      <w:proofErr w:type="spellEnd"/>
+        <w:t>Prezentele Condiții speciale de vânzare reglementează categoria de licitații denumită „1 Euro Auctions”, organizate de Fleequid în cadrul Marketplace ca modalitate specială, particulară și derogatorie de vânzare a vehiculelor.</w:t>
+      </w:r>
     </w:p>
     <w:p>
       <w:pPr>
@@ -117,7 +115,7 @@
           <w:sz w:val="20"/>
           <w:szCs w:val="20"/>
         </w:rPr>
-        <w:t>Acestea sunt adoptate în sensul și pentru efectele art. 4.3, 4.4 și 9.4, lit. d), din Condițiile Generale ale Marketplace Fleequid („CG”) și constituie Condiții speciale de vânzare în sensul CG (denumite în continuare și „Condiții speciale ale licitației”), cu consecința prevalării asupra CG în caz de incompatibilitate și în limitele materiilor reglementate expres în prezentul document.</w:t>
+        <w:t>Acestea sunt adoptate în sensul și pentru efectele art. 4.3, 4.4, 4.5 și 9.4, lit. d), din Condițiile Generale ale Marketplace Fleequid („CG”) și constituie Condiții speciale de vânzare în sensul CG (denumite în continuare și „Condiții speciale”), cu consecința prevalării asupra CG în caz de incompatibilitate și în limitele materiilor reglementate expres în prezentul document.</w:t>
       </w:r>
     </w:p>
     <w:p>
@@ -138,10 +136,8 @@
           <w:sz w:val="20"/>
           <w:szCs w:val="20"/>
         </w:rPr>
-        <w:t>Prezentele Condiții speciale se aplică exclusiv atunci când o licitație este calificată în mod expres drept „1 Euro Auction” în fișa de licitație aferentă publicată pe Marketplace, inclusiv prin simpla indicare sau etichetare a acesteia, independent de prezența unei trimiteri textuale integrale sau a unui conținut descriptiv specific. O astfel de calificare determină aplicarea automată a prezentelor condiții asupra raportului contractual aferent, în temeiul înregistrării și al utilizării Marketplace de către Utilizatori, fără a fi necesară o acceptare suplimentară, rămânând în vigoare CG deja aprobate de Utilizatori.</w:t>
-      </w:r>
-      <w:proofErr w:type="spellStart"/>
-      <w:proofErr w:type="spellEnd"/>
+        <w:t>Prezentele Condiții speciale se aplică exclusiv atunci când o licitație este calificată în mod expres drept „1 Euro Auction” în fișa de licitație aferentă publicată pe Marketplace, inclusiv prin simpla indicare sau etichetare, cu condiția ca textul aferent să fie făcut accesibil și să poată fi consultat înainte de formularea ofertei în sensul art. 4.5 din CG.</w:t>
+      </w:r>
     </w:p>
     <w:p>
       <w:pPr>
@@ -161,7 +157,7 @@
           <w:sz w:val="20"/>
           <w:szCs w:val="20"/>
         </w:rPr>
-        <w:t>Publicarea unei propuneri de vânzare în cadrul unei licitații calificate drept „1 Euro Auction”, precum și participarea la aceasta de către ofertanți, constituie acceptarea expresă, deplină și obligatorie a prezentelor Condiții speciale. Rămâne neatinsă aprobarea specifică în scris, în temeiul art. 1341 și 1342 din Codul civil italian, a clauzelor indicate în secțiunea finală a prezentului document.</w:t>
+        <w:t>Rămâne neatinsă aprobarea specifică în scris, în temeiul art. 1341 și 1342 din Codul civil italian, a clauzelor indicate în secțiunea finală a prezentului document.</w:t>
       </w:r>
     </w:p>
     <w:p>
@@ -182,10 +178,8 @@
           <w:sz w:val="20"/>
           <w:szCs w:val="20"/>
         </w:rPr>
-        <w:t>Pentru ceea ce nu este prevăzut în mod expres în prezentul document, rămân integral aplicabile CG, eventualele Condiții specifice și Tariful Fleequid, în măsura în care sunt compatibile cu natura „1 Euro Auctions”, conform ierarhiei stabilite de art. 3.3 din CG.</w:t>
-      </w:r>
-      <w:proofErr w:type="spellStart"/>
-      <w:proofErr w:type="spellEnd"/>
+        <w:t>Pentru ceea ce nu este prevăzut în mod expres în prezentul document, rămân integral aplicabile CG, eventualele Condiții specifice și Tariful Fleequid, conform ierarhiei stabilite de art. 4.3 din CG.</w:t>
+      </w:r>
     </w:p>
     <w:p>
       <w:pPr>
@@ -277,7 +271,7 @@
           <w:sz w:val="20"/>
           <w:szCs w:val="20"/>
         </w:rPr>
-        <w:t>„1 Euro Auctions” constituie o categorie specială de licitație organizată de Fleequid în cadrul Marketplace, caracterizată prin modalități specifice de stabilire a prețului și prin condiții economice specifice față de licitațiile ordinare reglementate de Condițiile Generale („CG”).</w:t>
+        <w:t>„1 Euro Auctions” constituie o categorie specială de licitație organizată de Fleequid în cadrul Marketplace, caracterizată prin modalități specifice de stabilire a prețului și prin condiții economice specifice, distincte față de cele ale licitațiilor ordinare reglementate de Condițiile Generale („CG”).</w:t>
       </w:r>
     </w:p>
     <w:p>
@@ -528,7 +522,7 @@
           <w:sz w:val="20"/>
           <w:szCs w:val="20"/>
         </w:rPr>
-        <w:t>În cazul în care, la încheierea 1 Euro Auction, nu a fost primită nicio ofertă valabilă, licitația se va considera fără participanți și nu se va încheia niciun Acord obligatoriu în sensul CG; în consecință, nu va lua naștere în sarcina Fleequid, a vânzătorului sau a terților nicio obligație de cumpărare a vehiculului.</w:t>
+        <w:t>În cazul în care, la încheierea 1 Euro Auction, nu a fost primită nicio ofertă valabilă, licitația se va considera fără participanți și nu se va încheia niciun Acord obligatoriu în sensul CG.</w:t>
       </w:r>
     </w:p>
     <w:p>
@@ -727,7 +721,7 @@
           <w:sz w:val="20"/>
           <w:szCs w:val="20"/>
         </w:rPr>
-        <w:t>Plata eventualei integrări economice până la PMAV este condiționată de încheierea în mod regulamentar a contractului și de îndeplinirea integrală și definitivă a obligațiilor de plată de către cumpărător, conform celor prevăzute de CG. De asemenea, rămâne stabilit că vânzătorul va trebui să fi îndeplinit integral și fără rezerve toate obligațiile prevăzute de CG și de prezentele Condiții speciale, inclusiv, cu titlu exemplificativ, obligațiile referitoare la conformitatea vehiculului, la caracterul complet și veridic al informațiilor furnizate și la executarea corectă a livrării.</w:t>
+        <w:t>Plata eventualei integrări economice până la PMAV este condiționată de încheierea în mod regulamentar a Acordului obligatoriu și de îndeplinirea integrală și definitivă a obligațiilor de plată de către cumpărător, conform celor prevăzute de CG. De asemenea, rămâne stabilit că vânzătorul va trebui să fi îndeplinit integral și fără rezerve toate obligațiile prevăzute de CG și de prezentele Condiții speciale, inclusiv, cu titlu exemplificativ, obligațiile referitoare la conformitatea vehiculului, la caracterul complet și veridic al informațiilor furnizate și la executarea corectă a livrării.</w:t>
       </w:r>
     </w:p>
     <w:p>
@@ -849,7 +843,7 @@
           <w:sz w:val="20"/>
           <w:szCs w:val="20"/>
         </w:rPr>
-        <w:t>Structura comisioanelor.</w:t>
+        <w:t>Structura comisioanelor în cadrul Vânzării în comision.</w:t>
       </w:r>
     </w:p>
     <w:p>
@@ -1096,10 +1090,8 @@
           <w:sz w:val="20"/>
           <w:szCs w:val="20"/>
         </w:rPr>
-        <w:t>Cumpărătorul adjudecatar este obligat la plata Prețului de adjudecare și a comisioanelor datorate în termenele și conform modalităților prevăzute de CG, precum și de Tariful aplicabil 1 Euro Auction specifice.</w:t>
-      </w:r>
-      <w:proofErr w:type="spellStart"/>
-      <w:proofErr w:type="spellEnd"/>
+        <w:t>Cumpărătorul este obligat la plata Sumei totale datorate în termenele și conform modalităților prevăzute de CG și de condițiile aplicabile 1 Euro Auction specifice.</w:t>
+      </w:r>
     </w:p>
     <w:p>
       <w:pPr>
@@ -1148,10 +1140,8 @@
           <w:sz w:val="20"/>
           <w:szCs w:val="20"/>
         </w:rPr>
-        <w:t>În cazul 1 Euro Auctions, eventuala integrare economică în favoarea vânzătorului este datorată de Fleequid exclusiv în limitele și în condițiile prevăzute de art. 3 din prezentele Condiții speciale. Rămâne stabilit că o astfel de integrare este condiționată de îndeplinirea integrală a condițiilor prevăzute în acesta, inclusiv încheierea în mod regulamentar a contractului și încasarea efectivă a sumelor datorate de cumpărător, cu excepția cazului în care se stabilește altfel în prezentele Condiții speciale.</w:t>
-      </w:r>
-      <w:proofErr w:type="spellStart"/>
-      <w:proofErr w:type="spellEnd"/>
+        <w:t>În cazul 1 Euro Auctions, eventuala integrare economică în favoarea vânzătorului este datorată de Fleequid exclusiv în limitele și în condițiile prevăzute de art. 3 din prezentele Condiții speciale. Rămâne stabilit că o astfel de integrare este condiționată de îndeplinirea integrală a condițiilor prevăzute în acesta, inclusiv încheierea în mod regulamentar a Acordului obligatoriu și încasarea efectivă a sumelor datorate de cumpărător, cu excepția cazului în care se stabilește altfel în prezentele Condiții speciale.</w:t>
+      </w:r>
     </w:p>
     <w:p>
       <w:pPr>
@@ -1467,6 +1457,7 @@
         <w:rPr>
           <w:rFonts w:ascii="Verdana" w:hAnsi="Verdana"/>
           <w:b/>
+          <w:bCs/>
           <w:sz w:val="20"/>
           <w:szCs w:val="20"/>
         </w:rPr>
@@ -1497,6 +1488,7 @@
         <w:rPr>
           <w:rFonts w:ascii="Verdana" w:hAnsi="Verdana"/>
           <w:b/>
+          <w:bCs/>
           <w:sz w:val="20"/>
           <w:szCs w:val="20"/>
         </w:rPr>
